--- a/3.Implementacao/CARREGAJA - Guia de Implementação.docx
+++ b/3.Implementacao/CARREGAJA - Guia de Implementação.docx
@@ -15,7 +15,7 @@
         <w:pStyle w:val="Titulodocumento"/>
       </w:pPr>
       <w:r>
-        <w:t>Versão 1.0</w:t>
+        <w:t>Versão 1.1</w:t>
       </w:r>
     </w:p>
     <w:p>
@@ -204,6 +204,67 @@
           </w:p>
         </w:tc>
       </w:tr>
+      <w:tr>
+        <w:trPr>
+          <w:cantSplit/>
+        </w:trPr>
+        <w:tc>
+          <w:tcPr>
+            <w:tcW w:w="618" w:type="pct"/>
+          </w:tcPr>
+          <w:p>
+            <w:pPr>
+              <w:spacing w:after="40"/>
+              <w:jc w:val="left"/>
+            </w:pPr>
+            <w:r>
+              <w:t>26/10/2026</w:t>
+            </w:r>
+          </w:p>
+        </w:tc>
+        <w:tc>
+          <w:tcPr>
+            <w:tcW w:w="449" w:type="pct"/>
+          </w:tcPr>
+          <w:p>
+            <w:pPr>
+              <w:spacing w:after="40"/>
+              <w:jc w:val="left"/>
+            </w:pPr>
+            <w:r>
+              <w:t>1.1</w:t>
+            </w:r>
+          </w:p>
+        </w:tc>
+        <w:tc>
+          <w:tcPr>
+            <w:tcW w:w="2645" w:type="pct"/>
+          </w:tcPr>
+          <w:p>
+            <w:pPr>
+              <w:spacing w:after="40"/>
+              <w:jc w:val="left"/>
+            </w:pPr>
+            <w:r>
+              <w:t>Pacotes por camada, e não por caso de uso (seção 3).</w:t>
+            </w:r>
+          </w:p>
+        </w:tc>
+        <w:tc>
+          <w:tcPr>
+            <w:tcW w:w="1289" w:type="pct"/>
+          </w:tcPr>
+          <w:p>
+            <w:pPr>
+              <w:spacing w:after="40"/>
+              <w:jc w:val="left"/>
+            </w:pPr>
+            <w:r>
+              <w:t>Henrique de Almeida Marangoni Inacio</w:t>
+            </w:r>
+          </w:p>
+        </w:tc>
+      </w:tr>
     </w:tbl>
     <w:p>
       <w:pPr>
@@ -225,10 +286,7 @@
     </w:p>
     <w:p>
       <w:r>
-        <w:t xml:space="preserve">Este guia diz como implementar um caso de uso do CARREGAJA de modo que o código siga o Modelo de </w:t>
-      </w:r>
-      <w:r>
-        <w:t xml:space="preserve">Arquitetura: onde cada classe fica, como se chama, o que cada camada pode fazer, como testar e como entregar. O exemplo de referência é o </w:t>
+        <w:t xml:space="preserve">Este guia diz como implementar um caso de uso do CARREGAJA de modo que o código siga o Modelo de Arquitetura: onde cada classe fica, como se chama, o que cada camada pode fazer, como testar e como entregar. O exemplo de referência é o </w:t>
       </w:r>
       <w:r>
         <w:rPr>
@@ -737,10 +795,7 @@
         <w:pStyle w:val="Corpodetexto"/>
       </w:pPr>
       <w:r>
-        <w:t xml:space="preserve">A senha do usuário root </w:t>
-      </w:r>
-      <w:r>
-        <w:t>do MySQL vai na variável de ambiente MYSQL_SENHA, nunca no application.properties. O passo a passo para subir a API e as telas está no README do código.</w:t>
+        <w:t>A senha do usuário root do MySQL vai na variável de ambiente MYSQL_SENHA, nunca no application.properties. O passo a passo para subir a API e as telas está no README do código.</w:t>
       </w:r>
     </w:p>
     <w:p>
@@ -777,13 +832,10 @@
           <w:b/>
           <w:bCs/>
         </w:rPr>
-        <w:t>Um pacote por caso de uso</w:t>
-      </w:r>
-      <w:r>
-        <w:t xml:space="preserve">, com as camadas dentro, nos dois projetos. O nome do pacote é o do </w:t>
-      </w:r>
-      <w:r>
-        <w:t xml:space="preserve">caso de uso, em minúsculas e sem espaço: UC05 </w:t>
+        <w:t>Um pacote por camada</w:t>
+      </w:r>
+      <w:r>
+        <w:t xml:space="preserve">, direto em br.edu.ifsp.carregaja, como nos exercícios de LP2. Um caso de uso novo acrescenta classes às camadas que já existem, sem criar pacote. O nome do caso de uso aparece só na pasta da página, em minúsculas e sem espaço: UC05 </w:t>
       </w:r>
       <w:r>
         <w:rPr>
@@ -830,9 +882,9 @@
         <w:tblLook w:val="0020" w:firstRow="1" w:lastRow="0" w:firstColumn="0" w:lastColumn="0" w:noHBand="0" w:noVBand="0"/>
       </w:tblPr>
       <w:tblGrid>
-        <w:gridCol w:w="1551"/>
-        <w:gridCol w:w="4133"/>
-        <w:gridCol w:w="4170"/>
+        <w:gridCol w:w="1689"/>
+        <w:gridCol w:w="3628"/>
+        <w:gridCol w:w="4537"/>
       </w:tblGrid>
       <w:tr>
         <w:trPr>
@@ -841,7 +893,7 @@
         </w:trPr>
         <w:tc>
           <w:tcPr>
-            <w:tcW w:w="787" w:type="pct"/>
+            <w:tcW w:w="857" w:type="pct"/>
             <w:shd w:val="clear" w:color="auto" w:fill="D9D9D9"/>
           </w:tcPr>
           <w:p>
@@ -862,7 +914,7 @@
         </w:tc>
         <w:tc>
           <w:tcPr>
-            <w:tcW w:w="2097" w:type="pct"/>
+            <w:tcW w:w="1841" w:type="pct"/>
             <w:shd w:val="clear" w:color="auto" w:fill="D9D9D9"/>
           </w:tcPr>
           <w:p>
@@ -883,7 +935,7 @@
         </w:tc>
         <w:tc>
           <w:tcPr>
-            <w:tcW w:w="2116" w:type="pct"/>
+            <w:tcW w:w="2303" w:type="pct"/>
             <w:shd w:val="clear" w:color="auto" w:fill="D9D9D9"/>
           </w:tcPr>
           <w:p>
@@ -909,7 +961,7 @@
         </w:trPr>
         <w:tc>
           <w:tcPr>
-            <w:tcW w:w="787" w:type="pct"/>
+            <w:tcW w:w="857" w:type="pct"/>
           </w:tcPr>
           <w:p>
             <w:pPr>
@@ -923,21 +975,21 @@
         </w:tc>
         <w:tc>
           <w:tcPr>
-            <w:tcW w:w="2097" w:type="pct"/>
-          </w:tcPr>
-          <w:p>
-            <w:pPr>
-              <w:spacing w:after="40"/>
-              <w:jc w:val="left"/>
-            </w:pPr>
-            <w:r>
-              <w:t>br.edu.ifsp.carregaja.&lt;caso&gt;.control</w:t>
-            </w:r>
-          </w:p>
-        </w:tc>
-        <w:tc>
-          <w:tcPr>
-            <w:tcW w:w="2116" w:type="pct"/>
+            <w:tcW w:w="1841" w:type="pct"/>
+          </w:tcPr>
+          <w:p>
+            <w:pPr>
+              <w:spacing w:after="40"/>
+              <w:jc w:val="left"/>
+            </w:pPr>
+            <w:r>
+              <w:t>br.edu.ifsp.carregaja.control</w:t>
+            </w:r>
+          </w:p>
+        </w:tc>
+        <w:tc>
+          <w:tcPr>
+            <w:tcW w:w="2303" w:type="pct"/>
           </w:tcPr>
           <w:p>
             <w:pPr>
@@ -956,32 +1008,32 @@
         </w:trPr>
         <w:tc>
           <w:tcPr>
-            <w:tcW w:w="787" w:type="pct"/>
-          </w:tcPr>
-          <w:p>
-            <w:pPr>
-              <w:spacing w:after="40"/>
-              <w:jc w:val="left"/>
-            </w:pPr>
-          </w:p>
-        </w:tc>
-        <w:tc>
-          <w:tcPr>
-            <w:tcW w:w="2097" w:type="pct"/>
-          </w:tcPr>
-          <w:p>
-            <w:pPr>
-              <w:spacing w:after="40"/>
-              <w:jc w:val="left"/>
-            </w:pPr>
-            <w:r>
-              <w:t>br.edu.ifsp.carregaja.&lt;caso&gt;.service</w:t>
-            </w:r>
-          </w:p>
-        </w:tc>
-        <w:tc>
-          <w:tcPr>
-            <w:tcW w:w="2116" w:type="pct"/>
+            <w:tcW w:w="857" w:type="pct"/>
+          </w:tcPr>
+          <w:p>
+            <w:pPr>
+              <w:spacing w:after="40"/>
+              <w:jc w:val="left"/>
+            </w:pPr>
+          </w:p>
+        </w:tc>
+        <w:tc>
+          <w:tcPr>
+            <w:tcW w:w="1841" w:type="pct"/>
+          </w:tcPr>
+          <w:p>
+            <w:pPr>
+              <w:spacing w:after="40"/>
+              <w:jc w:val="left"/>
+            </w:pPr>
+            <w:r>
+              <w:t>br.edu.ifsp.carregaja.service</w:t>
+            </w:r>
+          </w:p>
+        </w:tc>
+        <w:tc>
+          <w:tcPr>
+            <w:tcW w:w="2303" w:type="pct"/>
           </w:tcPr>
           <w:p>
             <w:pPr>
@@ -1000,32 +1052,32 @@
         </w:trPr>
         <w:tc>
           <w:tcPr>
-            <w:tcW w:w="787" w:type="pct"/>
-          </w:tcPr>
-          <w:p>
-            <w:pPr>
-              <w:spacing w:after="40"/>
-              <w:jc w:val="left"/>
-            </w:pPr>
-          </w:p>
-        </w:tc>
-        <w:tc>
-          <w:tcPr>
-            <w:tcW w:w="2097" w:type="pct"/>
-          </w:tcPr>
-          <w:p>
-            <w:pPr>
-              <w:spacing w:after="40"/>
-              <w:jc w:val="left"/>
-            </w:pPr>
-            <w:r>
-              <w:t>br.edu.ifsp.carregaja.&lt;caso&gt;.repository</w:t>
-            </w:r>
-          </w:p>
-        </w:tc>
-        <w:tc>
-          <w:tcPr>
-            <w:tcW w:w="2116" w:type="pct"/>
+            <w:tcW w:w="857" w:type="pct"/>
+          </w:tcPr>
+          <w:p>
+            <w:pPr>
+              <w:spacing w:after="40"/>
+              <w:jc w:val="left"/>
+            </w:pPr>
+          </w:p>
+        </w:tc>
+        <w:tc>
+          <w:tcPr>
+            <w:tcW w:w="1841" w:type="pct"/>
+          </w:tcPr>
+          <w:p>
+            <w:pPr>
+              <w:spacing w:after="40"/>
+              <w:jc w:val="left"/>
+            </w:pPr>
+            <w:r>
+              <w:t>br.edu.ifsp.carregaja.repository</w:t>
+            </w:r>
+          </w:p>
+        </w:tc>
+        <w:tc>
+          <w:tcPr>
+            <w:tcW w:w="2303" w:type="pct"/>
           </w:tcPr>
           <w:p>
             <w:pPr>
@@ -1044,32 +1096,32 @@
         </w:trPr>
         <w:tc>
           <w:tcPr>
-            <w:tcW w:w="787" w:type="pct"/>
-          </w:tcPr>
-          <w:p>
-            <w:pPr>
-              <w:spacing w:after="40"/>
-              <w:jc w:val="left"/>
-            </w:pPr>
-          </w:p>
-        </w:tc>
-        <w:tc>
-          <w:tcPr>
-            <w:tcW w:w="2097" w:type="pct"/>
-          </w:tcPr>
-          <w:p>
-            <w:pPr>
-              <w:spacing w:after="40"/>
-              <w:jc w:val="left"/>
-            </w:pPr>
-            <w:r>
-              <w:t>br.edu.ifsp.carregaja.&lt;caso&gt;.model</w:t>
-            </w:r>
-          </w:p>
-        </w:tc>
-        <w:tc>
-          <w:tcPr>
-            <w:tcW w:w="2116" w:type="pct"/>
+            <w:tcW w:w="857" w:type="pct"/>
+          </w:tcPr>
+          <w:p>
+            <w:pPr>
+              <w:spacing w:after="40"/>
+              <w:jc w:val="left"/>
+            </w:pPr>
+          </w:p>
+        </w:tc>
+        <w:tc>
+          <w:tcPr>
+            <w:tcW w:w="1841" w:type="pct"/>
+          </w:tcPr>
+          <w:p>
+            <w:pPr>
+              <w:spacing w:after="40"/>
+              <w:jc w:val="left"/>
+            </w:pPr>
+            <w:r>
+              <w:t>br.edu.ifsp.carregaja.model</w:t>
+            </w:r>
+          </w:p>
+        </w:tc>
+        <w:tc>
+          <w:tcPr>
+            <w:tcW w:w="2303" w:type="pct"/>
           </w:tcPr>
           <w:p>
             <w:pPr>
@@ -1088,32 +1140,32 @@
         </w:trPr>
         <w:tc>
           <w:tcPr>
-            <w:tcW w:w="787" w:type="pct"/>
-          </w:tcPr>
-          <w:p>
-            <w:pPr>
-              <w:spacing w:after="40"/>
-              <w:jc w:val="left"/>
-            </w:pPr>
-          </w:p>
-        </w:tc>
-        <w:tc>
-          <w:tcPr>
-            <w:tcW w:w="2097" w:type="pct"/>
-          </w:tcPr>
-          <w:p>
-            <w:pPr>
-              <w:spacing w:after="40"/>
-              <w:jc w:val="left"/>
-            </w:pPr>
-            <w:r>
-              <w:t>br.edu.ifsp.carregaja.&lt;caso&gt;.view</w:t>
-            </w:r>
-          </w:p>
-        </w:tc>
-        <w:tc>
-          <w:tcPr>
-            <w:tcW w:w="2116" w:type="pct"/>
+            <w:tcW w:w="857" w:type="pct"/>
+          </w:tcPr>
+          <w:p>
+            <w:pPr>
+              <w:spacing w:after="40"/>
+              <w:jc w:val="left"/>
+            </w:pPr>
+          </w:p>
+        </w:tc>
+        <w:tc>
+          <w:tcPr>
+            <w:tcW w:w="1841" w:type="pct"/>
+          </w:tcPr>
+          <w:p>
+            <w:pPr>
+              <w:spacing w:after="40"/>
+              <w:jc w:val="left"/>
+            </w:pPr>
+            <w:r>
+              <w:t>br.edu.ifsp.carregaja.view</w:t>
+            </w:r>
+          </w:p>
+        </w:tc>
+        <w:tc>
+          <w:tcPr>
+            <w:tcW w:w="2303" w:type="pct"/>
           </w:tcPr>
           <w:p>
             <w:pPr>
@@ -1132,7 +1184,7 @@
         </w:trPr>
         <w:tc>
           <w:tcPr>
-            <w:tcW w:w="787" w:type="pct"/>
+            <w:tcW w:w="857" w:type="pct"/>
           </w:tcPr>
           <w:p>
             <w:pPr>
@@ -1146,21 +1198,21 @@
         </w:tc>
         <w:tc>
           <w:tcPr>
-            <w:tcW w:w="2097" w:type="pct"/>
-          </w:tcPr>
-          <w:p>
-            <w:pPr>
-              <w:spacing w:after="40"/>
-              <w:jc w:val="left"/>
-            </w:pPr>
-            <w:r>
-              <w:t>br.edu.ifsp.carregaja.&lt;caso&gt;.controller</w:t>
-            </w:r>
-          </w:p>
-        </w:tc>
-        <w:tc>
-          <w:tcPr>
-            <w:tcW w:w="2116" w:type="pct"/>
+            <w:tcW w:w="1841" w:type="pct"/>
+          </w:tcPr>
+          <w:p>
+            <w:pPr>
+              <w:spacing w:after="40"/>
+              <w:jc w:val="left"/>
+            </w:pPr>
+            <w:r>
+              <w:t>br.edu.ifsp.carregaja.controller</w:t>
+            </w:r>
+          </w:p>
+        </w:tc>
+        <w:tc>
+          <w:tcPr>
+            <w:tcW w:w="2303" w:type="pct"/>
           </w:tcPr>
           <w:p>
             <w:pPr>
@@ -1179,32 +1231,32 @@
         </w:trPr>
         <w:tc>
           <w:tcPr>
-            <w:tcW w:w="787" w:type="pct"/>
-          </w:tcPr>
-          <w:p>
-            <w:pPr>
-              <w:spacing w:after="40"/>
-              <w:jc w:val="left"/>
-            </w:pPr>
-          </w:p>
-        </w:tc>
-        <w:tc>
-          <w:tcPr>
-            <w:tcW w:w="2097" w:type="pct"/>
-          </w:tcPr>
-          <w:p>
-            <w:pPr>
-              <w:spacing w:after="40"/>
-              <w:jc w:val="left"/>
-            </w:pPr>
-            <w:r>
-              <w:t>br.edu.ifsp.carregaja.&lt;caso&gt;.service</w:t>
-            </w:r>
-          </w:p>
-        </w:tc>
-        <w:tc>
-          <w:tcPr>
-            <w:tcW w:w="2116" w:type="pct"/>
+            <w:tcW w:w="857" w:type="pct"/>
+          </w:tcPr>
+          <w:p>
+            <w:pPr>
+              <w:spacing w:after="40"/>
+              <w:jc w:val="left"/>
+            </w:pPr>
+          </w:p>
+        </w:tc>
+        <w:tc>
+          <w:tcPr>
+            <w:tcW w:w="1841" w:type="pct"/>
+          </w:tcPr>
+          <w:p>
+            <w:pPr>
+              <w:spacing w:after="40"/>
+              <w:jc w:val="left"/>
+            </w:pPr>
+            <w:r>
+              <w:t>br.edu.ifsp.carregaja.service</w:t>
+            </w:r>
+          </w:p>
+        </w:tc>
+        <w:tc>
+          <w:tcPr>
+            <w:tcW w:w="2303" w:type="pct"/>
           </w:tcPr>
           <w:p>
             <w:pPr>
@@ -1223,32 +1275,32 @@
         </w:trPr>
         <w:tc>
           <w:tcPr>
-            <w:tcW w:w="787" w:type="pct"/>
-          </w:tcPr>
-          <w:p>
-            <w:pPr>
-              <w:spacing w:after="40"/>
-              <w:jc w:val="left"/>
-            </w:pPr>
-          </w:p>
-        </w:tc>
-        <w:tc>
-          <w:tcPr>
-            <w:tcW w:w="2097" w:type="pct"/>
-          </w:tcPr>
-          <w:p>
-            <w:pPr>
-              <w:spacing w:after="40"/>
-              <w:jc w:val="left"/>
-            </w:pPr>
-            <w:r>
-              <w:t>br.edu.ifsp.carregaja.&lt;caso&gt;.model</w:t>
-            </w:r>
-          </w:p>
-        </w:tc>
-        <w:tc>
-          <w:tcPr>
-            <w:tcW w:w="2116" w:type="pct"/>
+            <w:tcW w:w="857" w:type="pct"/>
+          </w:tcPr>
+          <w:p>
+            <w:pPr>
+              <w:spacing w:after="40"/>
+              <w:jc w:val="left"/>
+            </w:pPr>
+          </w:p>
+        </w:tc>
+        <w:tc>
+          <w:tcPr>
+            <w:tcW w:w="1841" w:type="pct"/>
+          </w:tcPr>
+          <w:p>
+            <w:pPr>
+              <w:spacing w:after="40"/>
+              <w:jc w:val="left"/>
+            </w:pPr>
+            <w:r>
+              <w:t>br.edu.ifsp.carregaja.model</w:t>
+            </w:r>
+          </w:p>
+        </w:tc>
+        <w:tc>
+          <w:tcPr>
+            <w:tcW w:w="2303" w:type="pct"/>
           </w:tcPr>
           <w:p>
             <w:pPr>
@@ -1267,18 +1319,18 @@
         </w:trPr>
         <w:tc>
           <w:tcPr>
-            <w:tcW w:w="787" w:type="pct"/>
-          </w:tcPr>
-          <w:p>
-            <w:pPr>
-              <w:spacing w:after="40"/>
-              <w:jc w:val="left"/>
-            </w:pPr>
-          </w:p>
-        </w:tc>
-        <w:tc>
-          <w:tcPr>
-            <w:tcW w:w="2097" w:type="pct"/>
+            <w:tcW w:w="857" w:type="pct"/>
+          </w:tcPr>
+          <w:p>
+            <w:pPr>
+              <w:spacing w:after="40"/>
+              <w:jc w:val="left"/>
+            </w:pPr>
+          </w:p>
+        </w:tc>
+        <w:tc>
+          <w:tcPr>
+            <w:tcW w:w="1841" w:type="pct"/>
           </w:tcPr>
           <w:p>
             <w:pPr>
@@ -1292,15 +1344,15 @@
         </w:tc>
         <w:tc>
           <w:tcPr>
-            <w:tcW w:w="2116" w:type="pct"/>
-          </w:tcPr>
-          <w:p>
-            <w:pPr>
-              <w:spacing w:after="40"/>
-              <w:jc w:val="left"/>
-            </w:pPr>
-            <w:r>
-              <w:t>Páginas XHTML</w:t>
+            <w:tcW w:w="2303" w:type="pct"/>
+          </w:tcPr>
+          <w:p>
+            <w:pPr>
+              <w:spacing w:after="40"/>
+              <w:jc w:val="left"/>
+            </w:pPr>
+            <w:r>
+              <w:t>Páginas XHTML do caso de uso</w:t>
             </w:r>
           </w:p>
         </w:tc>
@@ -1311,7 +1363,10 @@
         <w:pStyle w:val="Corpodetexto"/>
       </w:pPr>
       <w:r>
-        <w:t>Entidade usada por mais de um caso de uso (o Veiculo será lido pelo UC03) continua no pacote do caso de uso que a mantém. Os outros a importam.</w:t>
+        <w:t xml:space="preserve">No Astah, as classes ficam em 3.Arquitetura::carregaja-api e </w:t>
+      </w:r>
+      <w:r>
+        <w:t>3.Arquitetura::carregaja-jsf, nas mesmas camadas, e os diagramas de cada caso de uso num pacote com o nome dele, como 3.Arquitetura::manterveiculo.</w:t>
       </w:r>
     </w:p>
     <w:p>
@@ -1881,10 +1936,7 @@
         <w:t>control — rotas.</w:t>
       </w:r>
       <w:r>
-        <w:t xml:space="preserve"> Recebe a requisição com @Valid @RequestBody, chama o serviço e decide o status: 201 com Location ao criar, 200 ao consultar e alterar, 204 </w:t>
-      </w:r>
-      <w:r>
-        <w:t xml:space="preserve">ao remover, 404 quando o id não existe. </w:t>
+        <w:t xml:space="preserve"> Recebe a requisição com @Valid @RequestBody, chama o serviço e decide o status: 201 com Location ao criar, 200 ao consultar e alterar, 204 ao remover, 404 quando o id não existe. </w:t>
       </w:r>
       <w:r>
         <w:rPr>
@@ -1934,10 +1986,7 @@
         <w:t>repository — banco.</w:t>
       </w:r>
       <w:r>
-        <w:t xml:space="preserve"> Só interfaces que estendem CrudRepository&lt;Entidade, Long&gt;. Consulta </w:t>
-      </w:r>
-      <w:r>
-        <w:t>nova é método derivado do nome (findByAtivoTrue), sem SQL escrito à mão enquanto der.</w:t>
+        <w:t xml:space="preserve"> Só interfaces que estendem CrudRepository&lt;Entidade, Long&gt;. Consulta nova é método derivado do nome (findByAtivoTrue), sem SQL escrito à mão enquanto der.</w:t>
       </w:r>
     </w:p>
     <w:p>
@@ -1967,7 +2016,10 @@
         <w:t>view — entrada.</w:t>
       </w:r>
       <w:r>
-        <w:t xml:space="preserve"> Uma classe &lt;Entidade&gt;Request por formulário, com as anotações do Bean Validation (@NotBlank, @NotNull, @Positive, @Size) e a mensagem de cada uma. O id não vem no corpo: vem na rota.</w:t>
+        <w:t xml:space="preserve"> Uma classe &lt;Entidade&gt;Request </w:t>
+      </w:r>
+      <w:r>
+        <w:t>por formulário, com as anotações do Bean Validation (@NotBlank, @NotNull, @Positive, @Size) e a mensagem de cada uma. O id não vem no corpo: vem na rota.</w:t>
       </w:r>
     </w:p>
     <w:p>
@@ -1982,10 +2034,7 @@
         <w:t>Injeção pelo construtor</w:t>
       </w:r>
       <w:r>
-        <w:t xml:space="preserve">, com o campo private final, como nos exercícios de LP2. Não usar </w:t>
-      </w:r>
-      <w:r>
-        <w:t>@Autowired em campo.</w:t>
+        <w:t>, com o campo private final, como nos exercícios de LP2. Não usar @Autowired em campo.</w:t>
       </w:r>
     </w:p>
     <w:p>
@@ -2015,7 +2064,14 @@
           <w:b/>
           <w:bCs/>
         </w:rPr>
-        <w:t>Não usar minValue do p:inputNumber como validação</w:t>
+        <w:t xml:space="preserve">Não usar minValue do p:inputNumber </w:t>
+      </w:r>
+      <w:r>
+        <w:rPr>
+          <w:b/>
+          <w:bCs/>
+        </w:rPr>
+        <w:t>como validação</w:t>
       </w:r>
       <w:r>
         <w:t>: ele corrige o valor em silêncio em vez de recusar (defeito encontrado no teste do UC05).</w:t>
@@ -2033,10 +2089,7 @@
         <w:t>Bean.</w:t>
       </w:r>
       <w:r>
-        <w:t xml:space="preserve"> @Named @ViewScoped, Serializable. Carrega os dados no inicializar(), chamado por &lt;f:event type="preRenderView"&gt;, e não em postback. Trata a </w:t>
-      </w:r>
-      <w:r>
-        <w:t>ApiException do cliente REST mostrando a mensagem com FacesMessage. Não chama a API diretamente: passa pelo cliente REST.</w:t>
+        <w:t xml:space="preserve"> @Named @ViewScoped, Serializable. Carrega os dados no inicializar(), chamado por &lt;f:event type="preRenderView"&gt;, e não em postback. Trata a ApiException do cliente REST mostrando a mensagem com FacesMessage. Não chama a API diretamente: passa pelo cliente REST.</w:t>
       </w:r>
     </w:p>
     <w:p>
@@ -2051,7 +2104,10 @@
         <w:t>Cliente REST.</w:t>
       </w:r>
       <w:r>
-        <w:t xml:space="preserve"> @ApplicationScoped, com o HttpClient do Java e o ObjectMapper do Jackson, como o VeiculoRestClient. O endereço da API vem da propriedade carregaja.api.url, com http://localhost:8081 como padrão. Toda resposta fora de 2xx vira ApiException com uma mensagem que o morador entenda.</w:t>
+        <w:t xml:space="preserve"> @ApplicationScoped, com o HttpClient do Java e o ObjectMapper do Jackson, como o VeiculoRestClient</w:t>
+      </w:r>
+      <w:r>
+        <w:t>. O endereço da API vem da propriedade carregaja.api.url, com http://localhost:8081 como padrão. Toda resposta fora de 2xx vira ApiException com uma mensagem que o morador entenda.</w:t>
       </w:r>
     </w:p>
     <w:p>
@@ -2245,10 +2301,7 @@
               <w:jc w:val="left"/>
             </w:pPr>
             <w:r>
-              <w:t>@WebMvcTest(&lt;Entidade&gt;Controller.class) com o serviço em @MockBean</w:t>
-            </w:r>
-            <w:r>
-              <w:t>. Uma verificação por status e por regra de validação</w:t>
+              <w:t>@WebMvcTest(&lt;Entidade&gt;Controller.class) com o serviço em @MockBean. Uma verificação por status e por regra de validação</w:t>
             </w:r>
           </w:p>
         </w:tc>
@@ -2395,10 +2448,7 @@
         </w:numPr>
       </w:pPr>
       <w:r>
-        <w:t xml:space="preserve">Abrir o Pull Request para o develop com o template do repositório, pedindo revisão de outro </w:t>
-      </w:r>
-      <w:r>
-        <w:t xml:space="preserve">integrante. Quem não tem permissão de escrita entrega pelo próprio </w:t>
+        <w:t xml:space="preserve">Abrir o Pull Request para o develop com o template do repositório, pedindo revisão de outro integrante. Quem não tem permissão de escrita entrega pelo próprio </w:t>
       </w:r>
       <w:r>
         <w:rPr>
@@ -2419,7 +2469,10 @@
         </w:numPr>
       </w:pPr>
       <w:r>
-        <w:t>Se o caso de uso mudou um diagrama, atualizar o .asta no repositório CarregaJA, numa PR ligada à mesma issue.</w:t>
+        <w:t xml:space="preserve">Se o caso de uso mudou um diagrama, atualizar o .asta no repositório CarregaJA, numa PR </w:t>
+      </w:r>
+      <w:r>
+        <w:t>ligada à mesma issue.</w:t>
       </w:r>
     </w:p>
     <w:p>
@@ -2439,7 +2492,7 @@
         </w:numPr>
       </w:pPr>
       <w:r>
-        <w:t>Pacote com o nome do caso de uso e classes com os nomes da seção 4</w:t>
+        <w:t>Classes nas camadas da seção 3, página na pasta do caso de uso e nomes da seção 4</w:t>
       </w:r>
     </w:p>
     <w:p>
@@ -2780,7 +2833,7 @@
             <w:rPr>
               <w:b/>
             </w:rPr>
-            <w:pict w14:anchorId="22F3A8BB">
+            <w:pict w14:anchorId="74DD0570">
               <v:shapetype id="_x0000_t75" coordsize="21600,21600" o:spt="75" o:preferrelative="t" path="m@4@5l@4@11@9@11@9@5xe" filled="f" stroked="f">
                 <v:stroke joinstyle="miter"/>
                 <v:formulas>
@@ -2800,7 +2853,7 @@
                 <v:path o:extrusionok="f" gradientshapeok="t" o:connecttype="rect"/>
                 <o:lock v:ext="edit" aspectratio="t"/>
               </v:shapetype>
-              <v:shape id="_x0000_i1025" type="#_x0000_t75" style="width:61.8pt;height:34.8pt">
+              <v:shape id="_x0000_i1025" type="#_x0000_t75" style="width:61.5pt;height:34.5pt">
                 <v:imagedata r:id="rId1" o:title=""/>
               </v:shape>
             </w:pict>
@@ -2822,7 +2875,7 @@
   <w:abstractNum w:abstractNumId="0" w15:restartNumberingAfterBreak="0">
     <w:nsid w:val="0000A990"/>
     <w:multiLevelType w:val="multilevel"/>
-    <w:tmpl w:val="3BD00246"/>
+    <w:tmpl w:val="F438AAB6"/>
     <w:lvl w:ilvl="0">
       <w:numFmt w:val="bullet"/>
       <w:lvlText w:val=" "/>
@@ -2899,7 +2952,7 @@
   <w:abstractNum w:abstractNumId="1" w15:restartNumberingAfterBreak="0">
     <w:nsid w:val="0000A991"/>
     <w:multiLevelType w:val="multilevel"/>
-    <w:tmpl w:val="A470C926"/>
+    <w:tmpl w:val="7CBCA204"/>
     <w:lvl w:ilvl="0">
       <w:numFmt w:val="bullet"/>
       <w:lvlText w:val=""/>
@@ -3003,7 +3056,7 @@
   <w:abstractNum w:abstractNumId="2" w15:restartNumberingAfterBreak="0">
     <w:nsid w:val="0000A992"/>
     <w:multiLevelType w:val="multilevel"/>
-    <w:tmpl w:val="5964C48C"/>
+    <w:tmpl w:val="20B4D9C8"/>
     <w:lvl w:ilvl="0">
       <w:numFmt w:val="bullet"/>
       <w:lvlText w:val="☐"/>
@@ -3080,7 +3133,7 @@
   <w:abstractNum w:abstractNumId="3" w15:restartNumberingAfterBreak="0">
     <w:nsid w:val="00A99411"/>
     <w:multiLevelType w:val="multilevel"/>
-    <w:tmpl w:val="020ABC58"/>
+    <w:tmpl w:val="6EA41F3A"/>
     <w:lvl w:ilvl="0">
       <w:start w:val="1"/>
       <w:numFmt w:val="decimal"/>
@@ -3955,43 +4008,43 @@
       </w:rPr>
     </w:lvl>
   </w:abstractNum>
-  <w:num w:numId="1" w16cid:durableId="1918250399">
+  <w:num w:numId="1" w16cid:durableId="252401703">
     <w:abstractNumId w:val="8"/>
   </w:num>
-  <w:num w:numId="2" w16cid:durableId="1155532005">
+  <w:num w:numId="2" w16cid:durableId="482625378">
     <w:abstractNumId w:val="10"/>
   </w:num>
-  <w:num w:numId="3" w16cid:durableId="1976376414">
+  <w:num w:numId="3" w16cid:durableId="1038050245">
     <w:abstractNumId w:val="10"/>
   </w:num>
-  <w:num w:numId="4" w16cid:durableId="1517845724">
+  <w:num w:numId="4" w16cid:durableId="952907977">
     <w:abstractNumId w:val="10"/>
   </w:num>
-  <w:num w:numId="5" w16cid:durableId="1581721320">
+  <w:num w:numId="5" w16cid:durableId="356740731">
     <w:abstractNumId w:val="10"/>
   </w:num>
-  <w:num w:numId="6" w16cid:durableId="1467160863">
+  <w:num w:numId="6" w16cid:durableId="325674259">
     <w:abstractNumId w:val="5"/>
   </w:num>
-  <w:num w:numId="7" w16cid:durableId="1819808514">
+  <w:num w:numId="7" w16cid:durableId="1539858480">
     <w:abstractNumId w:val="4"/>
   </w:num>
-  <w:num w:numId="8" w16cid:durableId="1058935884">
+  <w:num w:numId="8" w16cid:durableId="468133850">
     <w:abstractNumId w:val="6"/>
   </w:num>
-  <w:num w:numId="9" w16cid:durableId="367998383">
+  <w:num w:numId="9" w16cid:durableId="1898514754">
     <w:abstractNumId w:val="9"/>
   </w:num>
-  <w:num w:numId="10" w16cid:durableId="1203522902">
+  <w:num w:numId="10" w16cid:durableId="674265986">
     <w:abstractNumId w:val="7"/>
   </w:num>
-  <w:num w:numId="11" w16cid:durableId="351154972">
+  <w:num w:numId="11" w16cid:durableId="1483155583">
     <w:abstractNumId w:val="0"/>
   </w:num>
-  <w:num w:numId="12" w16cid:durableId="26222948">
+  <w:num w:numId="12" w16cid:durableId="1797798994">
     <w:abstractNumId w:val="1"/>
   </w:num>
-  <w:num w:numId="13" w16cid:durableId="1702045803">
+  <w:num w:numId="13" w16cid:durableId="997920520">
     <w:abstractNumId w:val="3"/>
     <w:lvlOverride w:ilvl="0">
       <w:startOverride w:val="1"/>
@@ -4021,22 +4074,22 @@
       <w:startOverride w:val="1"/>
     </w:lvlOverride>
   </w:num>
-  <w:num w:numId="14" w16cid:durableId="1425489820">
+  <w:num w:numId="14" w16cid:durableId="1131554730">
     <w:abstractNumId w:val="2"/>
   </w:num>
-  <w:num w:numId="15" w16cid:durableId="1658025652">
+  <w:num w:numId="15" w16cid:durableId="2012683597">
     <w:abstractNumId w:val="2"/>
   </w:num>
-  <w:num w:numId="16" w16cid:durableId="318002947">
+  <w:num w:numId="16" w16cid:durableId="1722899266">
     <w:abstractNumId w:val="2"/>
   </w:num>
-  <w:num w:numId="17" w16cid:durableId="1772168436">
+  <w:num w:numId="17" w16cid:durableId="2085446217">
     <w:abstractNumId w:val="2"/>
   </w:num>
-  <w:num w:numId="18" w16cid:durableId="311566103">
+  <w:num w:numId="18" w16cid:durableId="1622954849">
     <w:abstractNumId w:val="2"/>
   </w:num>
-  <w:num w:numId="19" w16cid:durableId="454643403">
+  <w:num w:numId="19" w16cid:durableId="1704788425">
     <w:abstractNumId w:val="2"/>
   </w:num>
 </w:numbering>

--- a/3.Implementacao/CARREGAJA - Guia de Implementação.docx
+++ b/3.Implementacao/CARREGAJA - Guia de Implementação.docx
@@ -15,7 +15,7 @@
         <w:pStyle w:val="Titulodocumento"/>
       </w:pPr>
       <w:r>
-        <w:t>Versão 1.1</w:t>
+        <w:t>Versão 1.2</w:t>
       </w:r>
     </w:p>
     <w:p>
@@ -265,6 +265,67 @@
           </w:p>
         </w:tc>
       </w:tr>
+      <w:tr>
+        <w:trPr>
+          <w:cantSplit/>
+        </w:trPr>
+        <w:tc>
+          <w:tcPr>
+            <w:tcW w:w="618" w:type="pct"/>
+          </w:tcPr>
+          <w:p>
+            <w:pPr>
+              <w:spacing w:after="40"/>
+              <w:jc w:val="left"/>
+            </w:pPr>
+            <w:r>
+              <w:t>30/10/2026</w:t>
+            </w:r>
+          </w:p>
+        </w:tc>
+        <w:tc>
+          <w:tcPr>
+            <w:tcW w:w="449" w:type="pct"/>
+          </w:tcPr>
+          <w:p>
+            <w:pPr>
+              <w:spacing w:after="40"/>
+              <w:jc w:val="left"/>
+            </w:pPr>
+            <w:r>
+              <w:t>1.2</w:t>
+            </w:r>
+          </w:p>
+        </w:tc>
+        <w:tc>
+          <w:tcPr>
+            <w:tcW w:w="2645" w:type="pct"/>
+          </w:tcPr>
+          <w:p>
+            <w:pPr>
+              <w:spacing w:after="40"/>
+              <w:jc w:val="left"/>
+            </w:pPr>
+            <w:r>
+              <w:t>Indentação como o código está hoje (seção 4) e resultado dos testes (seção 6).</w:t>
+            </w:r>
+          </w:p>
+        </w:tc>
+        <w:tc>
+          <w:tcPr>
+            <w:tcW w:w="1289" w:type="pct"/>
+          </w:tcPr>
+          <w:p>
+            <w:pPr>
+              <w:spacing w:after="40"/>
+              <w:jc w:val="left"/>
+            </w:pPr>
+            <w:r>
+              <w:t>Henrique de Almeida Marangoni Inacio</w:t>
+            </w:r>
+          </w:p>
+        </w:tc>
+      </w:tr>
     </w:tbl>
     <w:p>
       <w:pPr>
@@ -304,7 +365,10 @@
         <w:pStyle w:val="Corpodetexto"/>
       </w:pPr>
       <w:r>
-        <w:t>O SpinOff prevê o Guia de Implementação em 3.Implementacao/, mas não oferece template. O guia segue o leiaute do template do Visão.</w:t>
+        <w:t>O SpinOff prevê o Guia de Implementação em 3.Implementacao/</w:t>
+      </w:r>
+      <w:r>
+        <w:t>, mas não oferece template. O guia segue o leiaute do template do Visão.</w:t>
       </w:r>
     </w:p>
     <w:p>
@@ -865,7 +929,10 @@
         <w:t>Manter Sessão de Recarga</w:t>
       </w:r>
       <w:r>
-        <w:t xml:space="preserve"> será mantersessao.</w:t>
+        <w:t xml:space="preserve"> será</w:t>
+      </w:r>
+      <w:r>
+        <w:t xml:space="preserve"> mantersessao.</w:t>
       </w:r>
     </w:p>
     <w:tbl>
@@ -1363,10 +1430,7 @@
         <w:pStyle w:val="Corpodetexto"/>
       </w:pPr>
       <w:r>
-        <w:t xml:space="preserve">No Astah, as classes ficam em 3.Arquitetura::carregaja-api e </w:t>
-      </w:r>
-      <w:r>
-        <w:t>3.Arquitetura::carregaja-jsf, nas mesmas camadas, e os diagramas de cada caso de uso num pacote com o nome dele, como 3.Arquitetura::manterveiculo.</w:t>
+        <w:t>No Astah, as classes ficam em 3.Arquitetura::carregaja-api e 3.Arquitetura::carregaja-jsf, nas mesmas camadas, e os diagramas de cada caso de uso num pacote com o nome dele, como 3.Arquitetura::manterveiculo.</w:t>
       </w:r>
     </w:p>
     <w:p>
@@ -1905,7 +1969,28 @@
         <w:t>português</w:t>
       </w:r>
       <w:r>
-        <w:t>, como no modelo: criar, listarTodos, buscarPorId, atualizar, capacidadeBateria. As convenções de código da linguagem (Oracle Java Code Conventions) valem para o resto: classes em PascalCase, métodos e atributos em camelCase, constantes em MAIUSCULAS_COM_SUBLINHADO.</w:t>
+        <w:t>, como no modelo: criar, listarTodos, buscarPorId, atualizar, capacidadeBateria</w:t>
+      </w:r>
+      <w:r>
+        <w:t>. As convenções de nomes da linguagem (Oracle Java Code Conventions) valem para o resto: classes em PascalCase, métodos e atributos em camelCase, constantes em MAIUSCULAS_COM_SUBLINHADO.</w:t>
+      </w:r>
+    </w:p>
+    <w:p>
+      <w:pPr>
+        <w:pStyle w:val="Corpodetexto"/>
+      </w:pPr>
+      <w:r>
+        <w:rPr>
+          <w:b/>
+          <w:bCs/>
+        </w:rPr>
+        <w:t>Indentação.</w:t>
+      </w:r>
+      <w:r>
+        <w:t xml:space="preserve"> Hoje a carregaja-api usa 2 espaços e a carregaja-jsf usa tabulação, herdada do projeto-modelo de LP2 (a classe CarregajaApiApplication, gerada pelo Spring Initializr, também). Não há verificador automático. Os dois projetos devem passar a usar 2 espaços, e a mudança fica </w:t>
+      </w:r>
+      <w:r>
+        <w:t>para o início do sprint 5, antes de os novos casos de uso entrarem.</w:t>
       </w:r>
     </w:p>
     <w:p>
@@ -1961,7 +2046,10 @@
         <w:t>service — regras.</w:t>
       </w:r>
       <w:r>
-        <w:t xml:space="preserve"> Toda regra de negócio fica aqui: cálculos, verificações entre entidades, situações da sessão. Devolve Optional quando o registro pode não existir, em vez de null. </w:t>
+        <w:t xml:space="preserve"> Toda regra de negócio fica aqui: cálculos, verificações entre entidades, situações da sessão. Devolve Optional </w:t>
+      </w:r>
+      <w:r>
+        <w:t xml:space="preserve">quando o registro pode não existir, em vez de null. </w:t>
       </w:r>
       <w:r>
         <w:rPr>
@@ -2016,10 +2104,10 @@
         <w:t>view — entrada.</w:t>
       </w:r>
       <w:r>
-        <w:t xml:space="preserve"> Uma classe &lt;Entidade&gt;Request </w:t>
-      </w:r>
-      <w:r>
-        <w:t>por formulário, com as anotações do Bean Validation (@NotBlank, @NotNull, @Positive, @Size) e a mensagem de cada uma. O id não vem no corpo: vem na rota.</w:t>
+        <w:t xml:space="preserve"> Uma classe </w:t>
+      </w:r>
+      <w:r>
+        <w:t>&lt;Entidade&gt;Request por formulário, com as anotações do Bean Validation (@NotBlank, @NotNull, @Positive, @Size) e a mensagem de cada uma. O id não vem no corpo: vem na rota.</w:t>
       </w:r>
     </w:p>
     <w:p>
@@ -2031,6 +2119,7 @@
           <w:b/>
           <w:bCs/>
         </w:rPr>
+        <w:lastRenderedPageBreak/>
         <w:t>Injeção pelo construtor</w:t>
       </w:r>
       <w:r>
@@ -2044,7 +2133,6 @@
       <w:bookmarkStart w:id="8" w:name="X50cf7cef5254d45015de81e5fbc9e9e4928a846"/>
       <w:bookmarkEnd w:id="7"/>
       <w:r>
-        <w:lastRenderedPageBreak/>
         <w:t>Front-end</w:t>
       </w:r>
     </w:p>
@@ -2064,14 +2152,14 @@
           <w:b/>
           <w:bCs/>
         </w:rPr>
-        <w:t xml:space="preserve">Não usar minValue do p:inputNumber </w:t>
+        <w:t xml:space="preserve">Não usar minValue do </w:t>
       </w:r>
       <w:r>
         <w:rPr>
           <w:b/>
           <w:bCs/>
         </w:rPr>
-        <w:t>como validação</w:t>
+        <w:t>p:inputNumber como validação</w:t>
       </w:r>
       <w:r>
         <w:t>: ele corrige o valor em silêncio em vez de recusar (defeito encontrado no teste do UC05).</w:t>
@@ -2378,6 +2466,21 @@
     </w:p>
     <w:p>
       <w:pPr>
+        <w:pStyle w:val="Corpodetexto"/>
+      </w:pPr>
+      <w:r>
+        <w:rPr>
+          <w:b/>
+          <w:bCs/>
+        </w:rPr>
+        <w:t>Resultado em 30/10/2026</w:t>
+      </w:r>
+      <w:r>
+        <w:t xml:space="preserve"> (mvn test em carregaja-api, código do develop no commit 8f7c56e): 14 testes, 0 falhas, 0 erros. São 11 em VeiculoControllerTest e 3 em VeiculoServiceTest.</w:t>
+      </w:r>
+    </w:p>
+    <w:p>
+      <w:pPr>
         <w:pStyle w:val="Ttulo1"/>
       </w:pPr>
       <w:bookmarkStart w:id="11" w:name="X9e82108d10cc8ec8994976b1880d6eddb4f40f0"/>
@@ -2448,7 +2551,10 @@
         </w:numPr>
       </w:pPr>
       <w:r>
-        <w:t xml:space="preserve">Abrir o Pull Request para o develop com o template do repositório, pedindo revisão de outro integrante. Quem não tem permissão de escrita entrega pelo próprio </w:t>
+        <w:t xml:space="preserve">Abrir o Pull Request para o develop com o template do repositório, pedindo revisão de outro </w:t>
+      </w:r>
+      <w:r>
+        <w:t xml:space="preserve">integrante. Quem não tem permissão de escrita entrega pelo próprio </w:t>
       </w:r>
       <w:r>
         <w:rPr>
@@ -2469,10 +2575,7 @@
         </w:numPr>
       </w:pPr>
       <w:r>
-        <w:t xml:space="preserve">Se o caso de uso mudou um diagrama, atualizar o .asta no repositório CarregaJA, numa PR </w:t>
-      </w:r>
-      <w:r>
-        <w:t>ligada à mesma issue.</w:t>
+        <w:t>Se o caso de uso mudou um diagrama, atualizar o .asta no repositório CarregaJA, numa PR ligada à mesma issue.</w:t>
       </w:r>
     </w:p>
     <w:p>
@@ -2833,7 +2936,7 @@
             <w:rPr>
               <w:b/>
             </w:rPr>
-            <w:pict w14:anchorId="74DD0570">
+            <w:pict w14:anchorId="4F67257F">
               <v:shapetype id="_x0000_t75" coordsize="21600,21600" o:spt="75" o:preferrelative="t" path="m@4@5l@4@11@9@11@9@5xe" filled="f" stroked="f">
                 <v:stroke joinstyle="miter"/>
                 <v:formulas>
@@ -2853,7 +2956,7 @@
                 <v:path o:extrusionok="f" gradientshapeok="t" o:connecttype="rect"/>
                 <o:lock v:ext="edit" aspectratio="t"/>
               </v:shapetype>
-              <v:shape id="_x0000_i1025" type="#_x0000_t75" style="width:61.5pt;height:34.5pt">
+              <v:shape id="_x0000_i1025" type="#_x0000_t75" style="width:61.8pt;height:34.8pt">
                 <v:imagedata r:id="rId1" o:title=""/>
               </v:shape>
             </w:pict>
@@ -2875,7 +2978,7 @@
   <w:abstractNum w:abstractNumId="0" w15:restartNumberingAfterBreak="0">
     <w:nsid w:val="0000A990"/>
     <w:multiLevelType w:val="multilevel"/>
-    <w:tmpl w:val="F438AAB6"/>
+    <w:tmpl w:val="BE681276"/>
     <w:lvl w:ilvl="0">
       <w:numFmt w:val="bullet"/>
       <w:lvlText w:val=" "/>
@@ -2952,7 +3055,7 @@
   <w:abstractNum w:abstractNumId="1" w15:restartNumberingAfterBreak="0">
     <w:nsid w:val="0000A991"/>
     <w:multiLevelType w:val="multilevel"/>
-    <w:tmpl w:val="7CBCA204"/>
+    <w:tmpl w:val="45B48D4C"/>
     <w:lvl w:ilvl="0">
       <w:numFmt w:val="bullet"/>
       <w:lvlText w:val=""/>
@@ -3056,7 +3159,7 @@
   <w:abstractNum w:abstractNumId="2" w15:restartNumberingAfterBreak="0">
     <w:nsid w:val="0000A992"/>
     <w:multiLevelType w:val="multilevel"/>
-    <w:tmpl w:val="20B4D9C8"/>
+    <w:tmpl w:val="7EC490F2"/>
     <w:lvl w:ilvl="0">
       <w:numFmt w:val="bullet"/>
       <w:lvlText w:val="☐"/>
@@ -3133,7 +3236,7 @@
   <w:abstractNum w:abstractNumId="3" w15:restartNumberingAfterBreak="0">
     <w:nsid w:val="00A99411"/>
     <w:multiLevelType w:val="multilevel"/>
-    <w:tmpl w:val="6EA41F3A"/>
+    <w:tmpl w:val="C6867B6A"/>
     <w:lvl w:ilvl="0">
       <w:start w:val="1"/>
       <w:numFmt w:val="decimal"/>
@@ -4008,43 +4111,43 @@
       </w:rPr>
     </w:lvl>
   </w:abstractNum>
-  <w:num w:numId="1" w16cid:durableId="252401703">
+  <w:num w:numId="1" w16cid:durableId="593131349">
     <w:abstractNumId w:val="8"/>
   </w:num>
-  <w:num w:numId="2" w16cid:durableId="482625378">
+  <w:num w:numId="2" w16cid:durableId="1948853797">
     <w:abstractNumId w:val="10"/>
   </w:num>
-  <w:num w:numId="3" w16cid:durableId="1038050245">
+  <w:num w:numId="3" w16cid:durableId="2141223033">
     <w:abstractNumId w:val="10"/>
   </w:num>
-  <w:num w:numId="4" w16cid:durableId="952907977">
+  <w:num w:numId="4" w16cid:durableId="1670906839">
     <w:abstractNumId w:val="10"/>
   </w:num>
-  <w:num w:numId="5" w16cid:durableId="356740731">
+  <w:num w:numId="5" w16cid:durableId="509759463">
     <w:abstractNumId w:val="10"/>
   </w:num>
-  <w:num w:numId="6" w16cid:durableId="325674259">
+  <w:num w:numId="6" w16cid:durableId="1105610665">
     <w:abstractNumId w:val="5"/>
   </w:num>
-  <w:num w:numId="7" w16cid:durableId="1539858480">
+  <w:num w:numId="7" w16cid:durableId="396123610">
     <w:abstractNumId w:val="4"/>
   </w:num>
-  <w:num w:numId="8" w16cid:durableId="468133850">
+  <w:num w:numId="8" w16cid:durableId="2047828459">
     <w:abstractNumId w:val="6"/>
   </w:num>
-  <w:num w:numId="9" w16cid:durableId="1898514754">
+  <w:num w:numId="9" w16cid:durableId="1756322266">
     <w:abstractNumId w:val="9"/>
   </w:num>
-  <w:num w:numId="10" w16cid:durableId="674265986">
+  <w:num w:numId="10" w16cid:durableId="371077425">
     <w:abstractNumId w:val="7"/>
   </w:num>
-  <w:num w:numId="11" w16cid:durableId="1483155583">
+  <w:num w:numId="11" w16cid:durableId="860433687">
     <w:abstractNumId w:val="0"/>
   </w:num>
-  <w:num w:numId="12" w16cid:durableId="1797798994">
+  <w:num w:numId="12" w16cid:durableId="1058748238">
     <w:abstractNumId w:val="1"/>
   </w:num>
-  <w:num w:numId="13" w16cid:durableId="997920520">
+  <w:num w:numId="13" w16cid:durableId="1390881563">
     <w:abstractNumId w:val="3"/>
     <w:lvlOverride w:ilvl="0">
       <w:startOverride w:val="1"/>
@@ -4074,22 +4177,22 @@
       <w:startOverride w:val="1"/>
     </w:lvlOverride>
   </w:num>
-  <w:num w:numId="14" w16cid:durableId="1131554730">
+  <w:num w:numId="14" w16cid:durableId="92865978">
     <w:abstractNumId w:val="2"/>
   </w:num>
-  <w:num w:numId="15" w16cid:durableId="2012683597">
+  <w:num w:numId="15" w16cid:durableId="1697460179">
     <w:abstractNumId w:val="2"/>
   </w:num>
-  <w:num w:numId="16" w16cid:durableId="1722899266">
+  <w:num w:numId="16" w16cid:durableId="1433549743">
     <w:abstractNumId w:val="2"/>
   </w:num>
-  <w:num w:numId="17" w16cid:durableId="2085446217">
+  <w:num w:numId="17" w16cid:durableId="465390812">
     <w:abstractNumId w:val="2"/>
   </w:num>
-  <w:num w:numId="18" w16cid:durableId="1622954849">
+  <w:num w:numId="18" w16cid:durableId="1570850118">
     <w:abstractNumId w:val="2"/>
   </w:num>
-  <w:num w:numId="19" w16cid:durableId="1704788425">
+  <w:num w:numId="19" w16cid:durableId="1670868502">
     <w:abstractNumId w:val="2"/>
   </w:num>
 </w:numbering>
